--- a/report/PARC2026_report.docx
+++ b/report/PARC2026_report.docx
@@ -1073,7 +1073,7 @@
                 <w:sz w:val="15"/>
                 <w:szCs w:val="15"/>
               </w:rPr>
-              <w:t xml:space="preserve">【要記入】提出 zip の SHA-256</w:t>
+              <w:t xml:space="preserve">提出 zip（submission_oft_tta5.zip）の SHA-256: a2cc2f91ab7b77a423f65f306ef8d1fceccdd953df6c2c71128bff84088a37ea</w:t>
             </w:r>
           </w:p>
         </w:tc>

--- a/report/PARC2026_report.docx
+++ b/report/PARC2026_report.docx
@@ -1015,7 +1015,7 @@
                 <w:sz w:val="15"/>
                 <w:szCs w:val="15"/>
               </w:rPr>
-              <w:t xml:space="preserve">【要記入】revision 未指定で取得したため main ブランチの当時の HEAD。正確な commit hash は取得先の .cache/huggingface/download メタデータより取得のこと</w:t>
+              <w:t xml:space="preserve">commit a85655ec941bae6644c9fbdf62db02b9726d7cf5（main ブランチ、2026-08-11 取得時点の HEAD）。revision を指定せず取得したため、ローカルの download メタデータから復元した。全ファイルが同一 commit を指しており、スナップショットの整合は確認済み</w:t>
             </w:r>
           </w:p>
         </w:tc>

--- a/report/PARC2026_report.docx
+++ b/report/PARC2026_report.docx
@@ -1814,7 +1814,7 @@
                 <w:sz w:val="15"/>
                 <w:szCs w:val="15"/>
               </w:rPr>
-              <w:t xml:space="preserve">【要確認】Sylvest/openvla-7b-oft-finetuned-libero-plus-mixdata のモデルカード記載を提出時に確認のこと。基盤である OpenVLA および OpenVLA-OFT（moojink/openvla-oft）はいずれも MIT License</w:t>
+              <w:t xml:space="preserve">MIT License。Sylvest/openvla-7b-oft-finetuned-libero-plus-mixdata のモデルカードに全文が掲載されている（ただし著作権表示は "Copyright (c) [year] [fullname]" とテンプレートのままで、権利者名は未記入）。基盤である OpenVLA および OpenVLA-OFT（moojink/openvla-oft）も MIT License</w:t>
             </w:r>
           </w:p>
         </w:tc>

--- a/report/PARC2026_report.docx
+++ b/report/PARC2026_report.docx
@@ -92,7 +92,7 @@
           <w:sz w:val="19"/>
           <w:szCs w:val="19"/>
         </w:rPr>
-        <w:t xml:space="preserve">1.2 決定的な行動ヘッドが「平均」の設計を規定した</w:t>
+        <w:t xml:space="preserve">1.2 決定的な行動ヘッドと平均化の設計</w:t>
       </w:r>
     </w:p>
     <w:p>
@@ -597,7 +597,7 @@
           <w:sz w:val="19"/>
           <w:szCs w:val="19"/>
         </w:rPr>
-        <w:t xml:space="preserve">1.3 TTA は視点数ではなく「倍率列の平均位置」で決まっていた</w:t>
+        <w:t xml:space="preserve">1.3 TTA の効き方を決める倍率列の平均位置</w:t>
       </w:r>
     </w:p>
     <w:p>
@@ -667,7 +667,7 @@
           <w:sz w:val="19"/>
           <w:szCs w:val="19"/>
         </w:rPr>
-        <w:t xml:space="preserve">1.4 効かなかった軸</w:t>
+        <w:t xml:space="preserve">1.4 効かなかった軸の一覧</w:t>
       </w:r>
     </w:p>
     <w:p>
@@ -1216,7 +1216,7 @@
           <w:sz w:val="19"/>
           <w:szCs w:val="19"/>
         </w:rPr>
-        <w:t xml:space="preserve">1.5 残った失敗 4 本はすべてヒューリスティックの射程外だった</w:t>
+        <w:t xml:space="preserve">1.5 残った失敗 4 本の内訳とヒューリスティックの限界</w:t>
       </w:r>
     </w:p>
     <w:p>
@@ -1697,7 +1697,7 @@
           <w:sz w:val="19"/>
           <w:szCs w:val="19"/>
         </w:rPr>
-        <w:t xml:space="preserve">1.6 採点式を逆解析して提出枠の配分を決めた</w:t>
+        <w:t xml:space="preserve">1.6 採点式の逆解析と提出枠の配分</w:t>
       </w:r>
     </w:p>
     <w:p>
